--- a/tai-lieu-noi-bo/moscow/winzavod.docx
+++ b/tai-lieu-noi-bo/moscow/winzavod.docx
@@ -96,6 +96,14 @@
       </w:pPr>
       <w:r>
         <w:t>Vào khuôn viên miễn phí, nhiều phòng tranh mở cửa tự do (thứ Ba–Chủ Nhật 12:00–20:00, đóng thứ Hai); nằm sát trung tâm thiết kế ARTPLAY, tổ hợp ARMA và nhà ga Kursky.</w:t>
+      </w:r>
+    </w:p>
+    <w:p>
+      <w:pPr>
+        <w:pStyle w:val="ListBullet"/>
+      </w:pPr>
+      <w:r>
+        <w:t>Hai gian triển lãm chính Цех Белого (lớn nhất trung tâm) và Цех Красного (trần vòm gạch đặc trưng) nằm giữa cụm bảy toà xưởng gạch đỏ do KTS Alexander Brodsky cải tạo, giữ nguyên vẻ công nghiệp.</w:t>
       </w:r>
     </w:p>
     <w:p>
@@ -399,6 +407,135 @@
       </w:pPr>
       <w:r>
         <w:t>Cuối cùng, đừng bỏ lỡ khía cạnh 'sống chậm' của Winzavod: những quán cà phê và cửa hàng thiết kế mang phong cách công nghiệp. Ngồi trong một quán cà phê với tường gạch thô, nhấm nháp đồ uống và ngắm dòng người sáng tạo qua lại, hay lục lọi trong một hiệu sách nghệ thuật, một tiệm đồ thủ công độc lập — đó cũng là cách tận hưởng tinh thần của nơi này, không kém phần thú vị so với việc xem triển lãm.</w:t>
+      </w:r>
+    </w:p>
+    <w:p>
+      <w:pPr>
+        <w:pStyle w:val="Heading1"/>
+      </w:pPr>
+      <w:r>
+        <w:rPr>
+          <w:color w:val="152C4E"/>
+        </w:rPr>
+        <w:t>Bảy toà nhà gạch đỏ — đi từng xưởng/gian (Цех)</w:t>
+      </w:r>
+    </w:p>
+    <w:p>
+      <w:pPr>
+        <w:jc w:val="both"/>
+      </w:pPr>
+      <w:r>
+        <w:t>Winzavod không phải một bảo tàng khép kín mà là một 'thành phố nghệ thuật' gồm bảy toà nhà công nghiệp gạch đỏ cuối thế kỷ 19, nay mỗi toà mang một cái tên và một công năng riêng. Người điều phối cải tạo là kiến trúc sư Alexander Brodsky (Александр Бродский), theo triết lý giữ nguyên vẻ thô mộc của nhà máy cũ: gạch trần, dầm sắt, trần vòm — để chính không gian kể chuyện quá khứ.</w:t>
+      </w:r>
+    </w:p>
+    <w:p>
+      <w:pPr>
+        <w:jc w:val="both"/>
+      </w:pPr>
+      <w:r>
+        <w:t>Hai 'sân khấu' triển lãm chính là Цех Белого (Xưởng Trắng) và Цех Красного (Xưởng Đỏ). Цех Белого là gian triển lãm lớn nhất trung tâm — không gian 'vạn năng' cho các triển lãm và sự kiện quy mô lớn. Цех Красного gây ấn tượng bằng hệ trần vòm gạch đặc trưng, tạo bầu không khí rất riêng; đây cũng là nơi thường diễn ra hội chợ nghệ sĩ trẻ VIN-VIN (WIN-WIN).</w:t>
+      </w:r>
+    </w:p>
+    <w:p>
+      <w:pPr>
+        <w:jc w:val="both"/>
+      </w:pPr>
+      <w:r>
+        <w:t>Quanh hai xưởng lớn là các không gian còn đậm dấu vết nhà máy rượu: Бродильный цех (Xưởng Lên men), Большое винохранилище (Kho Rượu Lớn), Акцизный зал (Sảnh Thuế vụ), Винтажный зал (Sảnh Vintage), cùng Зелёный Ангар (Nhà chứa Xanh), Большая площадь (Quảng trường Lớn) và khu Открытые студии (Studio Mở). Chính những cái tên 'lên men', 'kho rượu', 'thuế vụ' nhắc ta rằng nơi đây từng sản xuất và đóng chai rượu.</w:t>
+      </w:r>
+    </w:p>
+    <w:p>
+      <w:pPr>
+        <w:jc w:val="both"/>
+      </w:pPr>
+      <w:r>
+        <w:t>Gợi ý cách kể cho khách Việt: dẫn khách đọc tên từng xưởng như đọc 'thực đơn' của một nhà máy rượu xưa, rồi chỉ ra nó nay là không gian nghệ thuật gì. Cách 'một cái tên – hai cuộc đời' (nhà máy rượu ↔ không gian nghệ thuật) rất dễ gây thích thú, nhất là khi đứng dưới trần vòm gạch của Цех Красного.</w:t>
+      </w:r>
+    </w:p>
+    <w:p>
+      <w:pPr>
+        <w:pStyle w:val="Heading1"/>
+      </w:pPr>
+      <w:r>
+        <w:rPr>
+          <w:color w:val="152C4E"/>
+        </w:rPr>
+        <w:t>Điểm mặt các phòng tranh &amp; dự án — bản đồ nghệ thuật đương đại Nga</w:t>
+      </w:r>
+    </w:p>
+    <w:p>
+      <w:pPr>
+        <w:jc w:val="both"/>
+      </w:pPr>
+      <w:r>
+        <w:t>Sức nặng của Winzavod nằm ở cụm phòng tranh (галереи) tư nhân hàng đầu nước Nga cùng chung một khuôn viên — điều gần như không nơi nào khác ở Moskva có được. Những cái tên kỳ cựu và tiêu biểu gồm: XL Gallery, 11.12 Gallery, pop/off/art, Triangle, FINEART, Totibadze, Ovcharenko, a—s—t—r—a, PENNLAB, HSE ART GALLERY, FUTURO, PiraneziLAB... Mỗi gallery một 'gu' riêng, từ hội hoạ, nhiếp ảnh cho tới sắp đặt và nghệ thuật số.</w:t>
+      </w:r>
+    </w:p>
+    <w:p>
+      <w:pPr>
+        <w:jc w:val="both"/>
+      </w:pPr>
+      <w:r>
+        <w:t>Bên cạnh gallery là các studio nghệ sĩ và những dự án đã thành 'thương hiệu' của Winzavod: 'Open Studios' (mở cửa xưởng sáng tác của nghệ sĩ trẻ cho công chúng), 'START' (bệ phóng cho nghệ sĩ mới), phòng trưng bày đường phố NOWALLS và 'The Wall Project' trên các bức tường ngoài trời, hội chợ nghệ sĩ trẻ WIN-WIN, và biennale nghệ thuật đường phố ARTMOSSPHERE.</w:t>
+      </w:r>
+    </w:p>
+    <w:p>
+      <w:pPr>
+        <w:jc w:val="both"/>
+      </w:pPr>
+      <w:r>
+        <w:t>Vì là không gian sống động, chương trình triển lãm ở Winzavod thay đổi liên tục — điều tuyệt vời là vào khuôn viên miễn phí và hầu hết gallery mở cửa tự do (thường thứ Ba–Chủ Nhật, nghỉ thứ Hai). Trung tâm còn có tour 'Từ rượu vang đến nghệ thuật' (From wine to art) và tour kiến trúc để hiểu cả quần thể.</w:t>
+      </w:r>
+    </w:p>
+    <w:p>
+      <w:pPr>
+        <w:jc w:val="both"/>
+      </w:pPr>
+      <w:r>
+        <w:t>Gợi ý cách kể: đừng cố 'thuyết minh từng bức' như bảo tàng cổ điển — hãy giúp khách 'đọc' Winzavod như một khu phố sáng tạo: chọn 2–3 gallery đang có triển lãm hay, nhắc khách rằng tác phẩm ở đây phần lớn của nghệ sĩ Nga đương đại và nhiều tác phẩm có thể mua. Với khách trẻ, gợi ý săn ảnh ở mảng nghệ thuật đường phố NOWALLS.</w:t>
+      </w:r>
+    </w:p>
+    <w:p>
+      <w:pPr>
+        <w:pStyle w:val="Heading1"/>
+      </w:pPr>
+      <w:r>
+        <w:rPr>
+          <w:color w:val="152C4E"/>
+        </w:rPr>
+        <w:t>200 năm một khu đất — từ điền trang tới nhà máy 'Moscow Bavaria'</w:t>
+      </w:r>
+    </w:p>
+    <w:p>
+      <w:pPr>
+        <w:jc w:val="both"/>
+      </w:pPr>
+      <w:r>
+        <w:t>Trước khi thành trung tâm nghệ thuật (khai trương năm 2007), mảnh đất Syromyatniki này đã có hơn 200 năm lịch sử. Ban đầu là điền trang của đại uý Melgunov (Мельгунов), rồi sang tay em gái ông — công nương Ekaterina Volkonskaya (Екатерина Волконская). Năm 1805 khu đất thuộc về Monin (Монин); năm 1810 Nikifor Prokofiev (Никифор Прокофьев) mở xưởng ủ mạch nha – nấu bia đầu tiên.</w:t>
+      </w:r>
+    </w:p>
+    <w:p>
+      <w:pPr>
+        <w:jc w:val="both"/>
+      </w:pPr>
+      <w:r>
+        <w:t>Năm 1821, thương nhân Frederick Danielson (gốc Revel/Tallinn) tiếp quản và dựng nhà máy bia cùng xưởng mạch nha hai tầng. Đến thập niên 1870–1880, hai anh em Ivan và Kirill Tarusin (Иван và Кирилл Тарусины) biến nơi đây thành hãng bia trứ danh 'Moscow Bavaria' (Московская Бавария) — cái tên gắn với cả khu. Năm 1909, đại diện của nhà từ thiện – doanh nhân H.S. Ledentsov (Леденцов) mua lại một phần điền trang.</w:t>
+      </w:r>
+    </w:p>
+    <w:p>
+      <w:pPr>
+        <w:jc w:val="both"/>
+      </w:pPr>
+      <w:r>
+        <w:t>Giữa thế kỷ 19, tuyến đường sắt Moskva–Kursk cắt qua phần tây khu đất, nhưng nhà máy vẫn giữ được toàn bộ các toà nhà — bảy toà xưởng gạch đỏ ta thấy hôm nay. Sang thời Xô-viết, nơi đây chuyển sang đóng chai rượu vang (từ đó có tên 'Vinzavod' — nghĩa là 'nhà máy rượu'), rồi ngừng sản xuất vào cuối thế kỷ 20. Năm 2007, dự án hồi sinh do Sofia Trotsenko (София Троценко) sáng lập và làm giám đốc đầu tiên (chồng bà, doanh nhân Roman Trotsenko, là người tài trợ); từ năm 2016 Lina Krasnyanskaya (Лина Краснянская) làm giám đốc điều hành.</w:t>
+      </w:r>
+    </w:p>
+    <w:p>
+      <w:pPr>
+        <w:jc w:val="both"/>
+      </w:pPr>
+      <w:r>
+        <w:t>Gợi ý cách kể: bộ khung 'hơn 200 năm – bảy toà nhà – một cái tên bia rượu' rất dễ nhớ để tóm tắt lịch sử. Khách Việt thường thích ý 'nhà máy cũ không bị đập bỏ mà được tái sinh thành nơi sáng tạo' — một mô hình mà nhiều đô thị Việt Nam cũng đang học theo khi cải tạo các khu nhà xưởng cũ thành tổ hợp sáng tạo.</w:t>
       </w:r>
     </w:p>
     <w:p>
@@ -921,6 +1058,51 @@
       </w:r>
     </w:p>
     <w:p>
+      <w:r>
+        <w:rPr>
+          <w:sz w:val="22"/>
+        </w:rPr>
+        <w:t xml:space="preserve">• Цех Белого — trang chính thức Winzavod — </w:t>
+      </w:r>
+      <w:r>
+        <w:rPr>
+          <w:color w:val="204A86"/>
+          <w:sz w:val="20"/>
+        </w:rPr>
+        <w:t>https://www.winzavod.ru/residents/places/white-hall/</w:t>
+      </w:r>
+    </w:p>
+    <w:p>
+      <w:r>
+        <w:rPr>
+          <w:sz w:val="22"/>
+        </w:rPr>
+        <w:t xml:space="preserve">• Цех Красного — trang chính thức Winzavod — </w:t>
+      </w:r>
+      <w:r>
+        <w:rPr>
+          <w:color w:val="204A86"/>
+          <w:sz w:val="20"/>
+        </w:rPr>
+        <w:t>https://winzavod.ru/residents/places/red-hall/</w:t>
+      </w:r>
+    </w:p>
+    <w:p>
+      <w:r>
+        <w:rPr>
+          <w:sz w:val="22"/>
+        </w:rPr>
+        <w:t xml:space="preserve">• Архитектурная экскурсия по ЦСИ «Винзавод» — </w:t>
+      </w:r>
+      <w:r>
+        <w:rPr>
+          <w:color w:val="204A86"/>
+          <w:sz w:val="20"/>
+        </w:rPr>
+        <w:t>https://winzavod.ru/calendar/tours/architectural-tour/</w:t>
+      </w:r>
+    </w:p>
+    <w:p>
       <w:pPr>
         <w:pStyle w:val="Heading2"/>
       </w:pPr>
@@ -997,11 +1179,29 @@
     <w:p>
       <w:r>
         <w:rPr>
+          <w:color w:val="5C6773"/>
+          <w:sz w:val="20"/>
+        </w:rPr>
+        <w:t>Trang chính thức winzavod.ru (mục các không gian và tour kiến trúc, bản tháng 9/2026) — dùng cho: danh sách các gian/xưởng (Цех Белого là gian triển lãm lớn nhất, không gian 'vạn năng'; Цех Красного có trần vòm gạch, một trong hai gian triển lãm chính, nơi tổ chức hội chợ VIN-VIN; Бродильный цех; Большое винохранилище; Акцизный зал; Винтажный зал; Зелёный Ангар; Большая площадь; Открытые студии); tour kiến trúc quanh bảy toà nhà.</w:t>
+      </w:r>
+    </w:p>
+    <w:p>
+      <w:r>
+        <w:rPr>
+          <w:color w:val="5C6773"/>
+          <w:sz w:val="20"/>
+        </w:rPr>
+        <w:t>Wikipedia tiếng Anh, mục «Moscow Contemporary Art Center Vinzavod» (bản tháng 9/2026) — dùng cho lịch sử khu đất hơn 200 năm: đại uý Melgunov → công nương Ekaterina Volkonskaya → Monin (1805) → Nikifor Prokofiev mở xưởng mạch nha-nấu bia (1810) → Frederick Danielson dựng nhà máy bia và xưởng mạch nha hai tầng (1821) → anh em Tarusin lập hãng 'Moscow Bavaria' (thập niên 1870–1880) → H.S. Ledentsov mua một phần (1909); đường sắt Moskva–Kursk cắt qua khu đất; bảy toà nhà công nghiệp cuối thế kỷ 19; KTS điều phối Alexander Brodsky; Roman Trotsenko tài trợ, Lina Krasnyanskaya giám đốc điều hành từ 2016; mở cửa 2007.</w:t>
+      </w:r>
+    </w:p>
+    <w:p>
+      <w:r>
+        <w:rPr>
           <w:i/>
           <w:color w:val="5C6773"/>
           <w:sz w:val="18"/>
         </w:rPr>
-        <w:t>Tài liệu nội bộ — không dùng cho mục đích public. Biên soạn nguyên gốc, có dẫn nguồn. Cập nhật 2026-08-11.</w:t>
+        <w:t>Tài liệu nội bộ — không dùng cho mục đích public. Biên soạn nguyên gốc, có dẫn nguồn. Cập nhật 2026-09-28.</w:t>
       </w:r>
     </w:p>
     <w:sectPr>
